--- a/docs/CyberSim_Documentation_RU.docx
+++ b/docs/CyberSim_Documentation_RU.docx
@@ -220,12 +220,12 @@
     </w:p>
     <w:p>
       <w:r>
-        <w:t>CyberSim — это высокопроизводительная исследовательская среда, в которой локальная большая языковая модель Granite играет роль автономного оператора наступательной безопасности. Модель рассуждает по строгой схеме ReAct (Reasoning → Acting → Observing), выбирает инструмент из курируемого реестра, наблюдает за потоковым выводом stdout/stderr порождённого подпроцесса и адаптирует следующий шаг. Каждое действие проходит через песочницу, которая принудительно соблюдает список авторизованных целей, заданный оператором.</w:t>
+        <w:t>CyberSim — это высокопроизводительная исследовательская среда, в которой локальная большая языковая модель (по умолчанию Qwen 2.5 14B Instruct) играет роль автономного оператора наступательной безопасности. Модель рассуждает по строгой схеме ReAct (Reasoning → Acting → Observing), выбирает инструмент из курируемого реестра, наблюдает за потоковым выводом stdout/stderr порождённого подпроцесса и адаптирует следующий шаг. Каждое действие проходит через песочницу, которая принудительно соблюдает список авторизованных целей, заданный оператором.</w:t>
       </w:r>
     </w:p>
     <w:p>
       <w:r>
-        <w:t>Бэкенд на FastAPI / WebSocket размещает агента и инструменты. Клиент PyQt6 (нативное приложение Windows, тёмная тема) предоставляет операторскую консоль: терминал реального времени, менеджер целей с импортом / экспортом JSON и CSV, дашборд загрузки файлов и многоформатный генератор отчётов (Markdown, PDF, JSON).</w:t>
+        <w:t>Бэкенд на FastAPI / WebSocket размещает агента и инструменты. Клиент PyQt5 (нативное приложение Windows, тёмная тема) предоставляет операторскую консоль: терминал реального времени, менеджер целей с импортом / экспортом JSON и CSV, дашборд загрузки файлов и многоформатный генератор отчётов (Markdown, PDF, JSON).</w:t>
       </w:r>
     </w:p>
     <w:p>
@@ -333,7 +333,7 @@
         </w:rPr>
         <w:t>+----------------------------------+      +-----------------------------------+</w:t>
         <w:br/>
-        <w:t>|         Клиент PyQt6             |  WS  |          Бэкенд FastAPI           |</w:t>
+        <w:t>|         Клиент PyQt5             |  WS  |          Бэкенд FastAPI           |</w:t>
         <w:br/>
         <w:t>|  - Дашборд / цели / загрузки     | &lt;==&gt; |  - SessionManager                 |</w:t>
         <w:br/>
@@ -456,7 +456,7 @@
           <w:p>
             <w:r/>
             <w:r>
-              <w:t>Десктопное приложение PyQt6</w:t>
+              <w:t>Десктопное приложение PyQt5</w:t>
             </w:r>
           </w:p>
         </w:tc>
@@ -706,7 +706,7 @@
         <w:pStyle w:val="ListBullet"/>
       </w:pPr>
       <w:r>
-        <w:t>Дистрибутивы Linux с Python 3.13 и Qt 6 (работает, не тестировалось).</w:t>
+        <w:t>Дистрибутивы Linux с Python 3.13 и Qt 5 (работает, не тестировалось).</w:t>
       </w:r>
     </w:p>
     <w:p>
@@ -846,7 +846,7 @@
           <w:p>
             <w:r/>
             <w:r>
-              <w:t>Размещает Granite LLM</w:t>
+              <w:t>Локально размещает LLM</w:t>
             </w:r>
           </w:p>
         </w:tc>
@@ -1079,7 +1079,7 @@
         <w:pStyle w:val="ListBullet"/>
       </w:pPr>
       <w:r>
-        <w:t>Рекомендуется 16 ГБ ОЗУ (Granite потребляет ~6–8 ГБ).</w:t>
+        <w:t>Рекомендуется 16 ГБ ОЗУ (CPU-вариант с Qwen 2.5 7B потребляет ~6 ГБ).</w:t>
       </w:r>
     </w:p>
     <w:p>
@@ -1087,12 +1087,12 @@
         <w:pStyle w:val="ListBullet"/>
       </w:pPr>
       <w:r>
-        <w:t>20 ГБ свободного дискового пространства для модели Granite и промежуточных</w:t>
+        <w:t>Для GPU-инференса: видеокарта NVIDIA с 12+ ГБ VRAM. Эталонное железо —</w:t>
       </w:r>
     </w:p>
     <w:p>
       <w:r>
-        <w:t xml:space="preserve">  данных.</w:t>
+        <w:t xml:space="preserve">  RTX 4080 Super (16 ГБ): она запускает Qwen 2.5 14B Q5_K_M целиком на   GPU со скоростью ~50 токенов/сек.</w:t>
       </w:r>
     </w:p>
     <w:p>
@@ -1100,7 +1100,7 @@
         <w:pStyle w:val="ListBullet"/>
       </w:pPr>
       <w:r>
-        <w:t>Дискретный GPU не обязателен, но значительно ускоряет инференс LLM.</w:t>
+        <w:t>20 ГБ свободного места на диске для модели и промежуточных данных.</w:t>
       </w:r>
     </w:p>
     <w:p>
@@ -1211,7 +1211,7 @@
     </w:p>
     <w:p>
       <w:r>
-        <w:t>Загрузите модель Granite:</w:t>
+        <w:t>Загрузите модель по умолчанию (под RTX 4080 Super, 16 ГБ VRAM):</w:t>
       </w:r>
     </w:p>
     <w:p>
@@ -1224,7 +1224,30 @@
           <w:rFonts w:ascii="Consolas" w:hAnsi="Consolas"/>
           <w:sz w:val="18"/>
         </w:rPr>
-        <w:t>ollama pull granite3.1-dense:latest</w:t>
+        <w:t>ollama pull qwen2.5:14b-instruct-q5_K_M</w:t>
+      </w:r>
+    </w:p>
+    <w:p>
+      <w:r>
+        <w:t>Облегчённый запасной вариант для CPU:</w:t>
+      </w:r>
+    </w:p>
+    <w:p>
+      <w:pPr>
+        <w:spacing w:after="120"/>
+        <w:ind w:left="432"/>
+      </w:pPr>
+      <w:r>
+        <w:rPr>
+          <w:rFonts w:ascii="Consolas" w:hAnsi="Consolas"/>
+          <w:sz w:val="18"/>
+        </w:rPr>
+        <w:t>ollama pull qwen2.5:7b-instruct</w:t>
+      </w:r>
+    </w:p>
+    <w:p>
+      <w:r>
+        <w:t>CyberSim попытается автоматически подтянуть модель при первом запуске, если её нет в локальном кеше.</w:t>
       </w:r>
     </w:p>
     <w:p>
@@ -1253,12 +1276,213 @@
         <w:rPr>
           <w:color w:val="1F2A44"/>
         </w:rPr>
-        <w:t>4.3 Установить CLI пентест-инструментов</w:t>
+        <w:t>4.3 Установить пентест-инструменты</w:t>
       </w:r>
     </w:p>
     <w:p>
       <w:r>
-        <w:t>Перечисленные ниже исполняемые файлы должны находиться в PATH, чтобы соответствующий инструмент стал доступен агенту. CyberSim корректно обрабатывает отсутствие бинарника (возвращает NOT_INSTALLED), так что можно установить только необходимое подмножество.</w:t>
+        <w:t>Восемь инструментов CyberSim делятся на две группы по способу установки:</w:t>
+      </w:r>
+    </w:p>
+    <w:tbl>
+      <w:tblPr>
+        <w:tblStyle w:val="LightGrid-Accent1"/>
+        <w:tblW w:type="auto" w:w="0"/>
+        <w:tblLook w:firstColumn="1" w:firstRow="1" w:lastColumn="0" w:lastRow="0" w:noHBand="0" w:noVBand="1" w:val="04A0"/>
+      </w:tblPr>
+      <w:tblGrid>
+        <w:gridCol w:w="2880"/>
+        <w:gridCol w:w="2880"/>
+        <w:gridCol w:w="2880"/>
+      </w:tblGrid>
+      <w:tr>
+        <w:tc>
+          <w:tcPr>
+            <w:tcW w:type="dxa" w:w="2880"/>
+            <w:shd w:fill="1F2A44"/>
+          </w:tcPr>
+          <w:p>
+            <w:r/>
+            <w:r>
+              <w:rPr>
+                <w:b/>
+                <w:color w:val="FFFFFF"/>
+              </w:rPr>
+              <w:t>Тип</w:t>
+            </w:r>
+          </w:p>
+        </w:tc>
+        <w:tc>
+          <w:tcPr>
+            <w:tcW w:type="dxa" w:w="2880"/>
+            <w:shd w:fill="1F2A44"/>
+          </w:tcPr>
+          <w:p>
+            <w:r/>
+            <w:r>
+              <w:rPr>
+                <w:b/>
+                <w:color w:val="FFFFFF"/>
+              </w:rPr>
+              <w:t>Инструменты</w:t>
+            </w:r>
+          </w:p>
+        </w:tc>
+        <w:tc>
+          <w:tcPr>
+            <w:tcW w:type="dxa" w:w="2880"/>
+            <w:shd w:fill="1F2A44"/>
+          </w:tcPr>
+          <w:p>
+            <w:r/>
+            <w:r>
+              <w:rPr>
+                <w:b/>
+                <w:color w:val="FFFFFF"/>
+              </w:rPr>
+              <w:t>Как ставить</w:t>
+            </w:r>
+          </w:p>
+        </w:tc>
+      </w:tr>
+      <w:tr>
+        <w:tc>
+          <w:tcPr>
+            <w:tcW w:type="dxa" w:w="2880"/>
+          </w:tcPr>
+          <w:p>
+            <w:r/>
+            <w:r>
+              <w:t>Python pip</w:t>
+            </w:r>
+          </w:p>
+        </w:tc>
+        <w:tc>
+          <w:tcPr>
+            <w:tcW w:type="dxa" w:w="2880"/>
+          </w:tcPr>
+          <w:p>
+            <w:r/>
+            <w:r>
+              <w:t>sqlmap, dirsearch, pymetasploit3, paramiko, python-nmap, python-libnmap, beautifulsoup4, lxml</w:t>
+            </w:r>
+          </w:p>
+        </w:tc>
+        <w:tc>
+          <w:tcPr>
+            <w:tcW w:type="dxa" w:w="2880"/>
+          </w:tcPr>
+          <w:p>
+            <w:r/>
+            <w:r>
+              <w:t>pip install -r requirements.txt (см. 4.4)</w:t>
+            </w:r>
+          </w:p>
+        </w:tc>
+      </w:tr>
+      <w:tr>
+        <w:tc>
+          <w:tcPr>
+            <w:tcW w:type="dxa" w:w="2880"/>
+          </w:tcPr>
+          <w:p>
+            <w:r/>
+            <w:r>
+              <w:t>Нативные CLI</w:t>
+            </w:r>
+          </w:p>
+        </w:tc>
+        <w:tc>
+          <w:tcPr>
+            <w:tcW w:type="dxa" w:w="2880"/>
+          </w:tcPr>
+          <w:p>
+            <w:r/>
+            <w:r>
+              <w:t>nmap, nuclei, gobuster, hydra</w:t>
+            </w:r>
+          </w:p>
+        </w:tc>
+        <w:tc>
+          <w:tcPr>
+            <w:tcW w:type="dxa" w:w="2880"/>
+          </w:tcPr>
+          <w:p>
+            <w:r/>
+            <w:r>
+              <w:t>системный установщик (см. ниже)</w:t>
+            </w:r>
+          </w:p>
+        </w:tc>
+      </w:tr>
+    </w:tbl>
+    <w:p/>
+    <w:p>
+      <w:r>
+        <w:t>CyberSim деградирует мягко — отсутствующий нативный бинарник просто заставит соответствующий инструмент вернуть not_installed агенту; остальное продолжит работать.</w:t>
+      </w:r>
+    </w:p>
+    <w:p>
+      <w:pPr>
+        <w:pStyle w:val="Heading3"/>
+      </w:pPr>
+      <w:r>
+        <w:rPr>
+          <w:color w:val="1F2A44"/>
+        </w:rPr>
+        <w:t>Автоматический установщик нативных бинарников (Windows)</w:t>
+      </w:r>
+    </w:p>
+    <w:p>
+      <w:r>
+        <w:t>В каталоге scripts/ (../scripts/install_pentest_tools.ps1) лежит PowerShell-скрипт. Запустите его в PowerShell с правами администратора:</w:t>
+      </w:r>
+    </w:p>
+    <w:p>
+      <w:pPr>
+        <w:spacing w:after="120"/>
+        <w:ind w:left="432"/>
+      </w:pPr>
+      <w:r>
+        <w:rPr>
+          <w:rFonts w:ascii="Consolas" w:hAnsi="Consolas"/>
+          <w:sz w:val="18"/>
+        </w:rPr>
+        <w:t>.\scripts\install_pentest_tools.ps1</w:t>
+      </w:r>
+    </w:p>
+    <w:p>
+      <w:r>
+        <w:t>Он установит Chocolatey (если его нет), затем nmap, nuclei и gobuster, и выведет таблицу — какие CLI теперь видно в PATH.</w:t>
+      </w:r>
+    </w:p>
+    <w:p>
+      <w:r>
+        <w:t>Можно ставить только подмножество:</w:t>
+      </w:r>
+    </w:p>
+    <w:p>
+      <w:pPr>
+        <w:spacing w:after="120"/>
+        <w:ind w:left="432"/>
+      </w:pPr>
+      <w:r>
+        <w:rPr>
+          <w:rFonts w:ascii="Consolas" w:hAnsi="Consolas"/>
+          <w:sz w:val="18"/>
+        </w:rPr>
+        <w:t>.\scripts\install_pentest_tools.ps1 -Only nmap,nuclei</w:t>
+      </w:r>
+    </w:p>
+    <w:p>
+      <w:pPr>
+        <w:pStyle w:val="Heading3"/>
+      </w:pPr>
+      <w:r>
+        <w:rPr>
+          <w:color w:val="1F2A44"/>
+        </w:rPr>
+        <w:t>Ручная установка по инструментам</w:t>
       </w:r>
     </w:p>
     <w:tbl>
@@ -1324,7 +1548,7 @@
           <w:p>
             <w:r/>
             <w:r>
-              <w:t>&lt;https://nmap.org/download.html&gt;</w:t>
+              <w:t>choco install nmap или &lt;https://nmap.org/download.html&gt;</w:t>
             </w:r>
           </w:p>
         </w:tc>
@@ -1348,7 +1572,7 @@
           <w:p>
             <w:r/>
             <w:r>
-              <w:t>&lt;https://github.com/OJ/gobuster/releases&gt;</w:t>
+              <w:t>choco install gobuster или &lt;https://github.com/OJ/gobuster/releases&gt;</w:t>
             </w:r>
           </w:p>
         </w:tc>
@@ -1361,7 +1585,7 @@
           <w:p>
             <w:r/>
             <w:r>
-              <w:t>dirsearch</w:t>
+              <w:t>nuclei</w:t>
             </w:r>
           </w:p>
         </w:tc>
@@ -1372,7 +1596,7 @@
           <w:p>
             <w:r/>
             <w:r>
-              <w:t>pip install dirsearch (используется если нет gobuster)</w:t>
+              <w:t>choco install nuclei или &lt;https://github.com/projectdiscovery/nuclei/releases&gt;</w:t>
             </w:r>
           </w:p>
         </w:tc>
@@ -1385,7 +1609,7 @@
           <w:p>
             <w:r/>
             <w:r>
-              <w:t>nuclei</w:t>
+              <w:t>hydra</w:t>
             </w:r>
           </w:p>
         </w:tc>
@@ -1396,7 +1620,7 @@
           <w:p>
             <w:r/>
             <w:r>
-              <w:t>&lt;https://github.com/projectdiscovery/nuclei/releases&gt;</w:t>
+              <w:t>WSL (Kali): sudo apt install hydra (нативного пакета Choco нет)</w:t>
             </w:r>
           </w:p>
         </w:tc>
@@ -1409,7 +1633,7 @@
           <w:p>
             <w:r/>
             <w:r>
-              <w:t>sqlmap</w:t>
+              <w:t>metasploit</w:t>
             </w:r>
           </w:p>
         </w:tc>
@@ -1420,66 +1644,13 @@
           <w:p>
             <w:r/>
             <w:r>
-              <w:t>pip install sqlmap или клонирование репозитория</w:t>
-            </w:r>
-          </w:p>
-        </w:tc>
-      </w:tr>
-      <w:tr>
-        <w:tc>
-          <w:tcPr>
-            <w:tcW w:type="dxa" w:w="4320"/>
-          </w:tcPr>
-          <w:p>
-            <w:r/>
-            <w:r>
-              <w:t>hydra</w:t>
-            </w:r>
-          </w:p>
-        </w:tc>
-        <w:tc>
-          <w:tcPr>
-            <w:tcW w:type="dxa" w:w="4320"/>
-          </w:tcPr>
-          <w:p>
-            <w:r/>
-            <w:r>
-              <w:t>Поставка из Kali WSL или сборка через cygwin</w:t>
-            </w:r>
-          </w:p>
-        </w:tc>
-      </w:tr>
-      <w:tr>
-        <w:tc>
-          <w:tcPr>
-            <w:tcW w:type="dxa" w:w="4320"/>
-          </w:tcPr>
-          <w:p>
-            <w:r/>
-            <w:r>
-              <w:t>metasploit</w:t>
-            </w:r>
-          </w:p>
-        </w:tc>
-        <w:tc>
-          <w:tcPr>
-            <w:tcW w:type="dxa" w:w="4320"/>
-          </w:tcPr>
-          <w:p>
-            <w:r/>
-            <w:r>
-              <w:t>&lt;https://www.metasploit.com/download&gt;</w:t>
+              <w:t>&lt;https://www.metasploit.com/download&gt; (msfrpcd в комплекте)</w:t>
             </w:r>
           </w:p>
         </w:tc>
       </w:tr>
     </w:tbl>
     <w:p/>
-    <w:p>
-      <w:r>
-        <w:t>При запуске CyberSim из WSL или Kali бинарники можно проэкспонировать через переменную PATH.</w:t>
-      </w:r>
-    </w:p>
     <w:p>
       <w:pPr>
         <w:pStyle w:val="Heading2"/>
@@ -1514,24 +1685,52 @@
     </w:p>
     <w:p>
       <w:r>
-        <w:t>Дополнительные опциональные пакеты:</w:t>
+        <w:t>Одна команда устанавливает:</w:t>
       </w:r>
     </w:p>
     <w:p>
       <w:pPr>
-        <w:spacing w:after="120"/>
-        <w:ind w:left="432"/>
+        <w:pStyle w:val="ListBullet"/>
       </w:pPr>
       <w:r>
-        <w:rPr>
-          <w:rFonts w:ascii="Consolas" w:hAnsi="Consolas"/>
-          <w:sz w:val="18"/>
-        </w:rPr>
-        <w:t>pip install pymetasploit3   # включает инструмент msf_exploit</w:t>
-        <w:br/>
-        <w:t>pip install paramiko        # включает удалённый SSH-режим постэксплуатации</w:t>
-        <w:br/>
-        <w:t>pip install python-docx     # используется генератором документации</w:t>
+        <w:t>Веб-стек (`fastapi`, `uvicorn`, `httpx`, `websockets`, …).</w:t>
+      </w:r>
+    </w:p>
+    <w:p>
+      <w:pPr>
+        <w:pStyle w:val="ListBullet"/>
+      </w:pPr>
+      <w:r>
+        <w:t>LLM-клиент (`ollama`).</w:t>
+      </w:r>
+    </w:p>
+    <w:p>
+      <w:pPr>
+        <w:pStyle w:val="ListBullet"/>
+      </w:pPr>
+      <w:r>
+        <w:t>PyQt5 десктоп-клиент и тёмную тему.</w:t>
+      </w:r>
+    </w:p>
+    <w:p>
+      <w:pPr>
+        <w:pStyle w:val="ListBullet"/>
+      </w:pPr>
+      <w:r>
+        <w:t>**Восемь Python-помощников пентест-инструментов** (`sqlmap`,</w:t>
+      </w:r>
+    </w:p>
+    <w:p>
+      <w:r>
+        <w:t xml:space="preserve">  dirsearch, pymetasploit3, paramiko, python-nmap,   python-libnmap, beautifulsoup4, lxml).</w:t>
+      </w:r>
+    </w:p>
+    <w:p>
+      <w:pPr>
+        <w:pStyle w:val="ListBullet"/>
+      </w:pPr>
+      <w:r>
+        <w:t>Стек отчётов (`reportlab`, `python-docx`, `markdown`, `jinja2`).</w:t>
       </w:r>
     </w:p>
     <w:p>
@@ -1708,7 +1907,7 @@
           <w:p>
             <w:r/>
             <w:r>
-              <w:t>granite3.1-dense:latest</w:t>
+              <w:t>qwen2.5:14b-instruct-q5_K_M</w:t>
             </w:r>
           </w:p>
         </w:tc>
@@ -1719,7 +1918,7 @@
           <w:p>
             <w:r/>
             <w:r>
-              <w:t>Основной тег Granite</w:t>
+              <w:t>Основной тег LLM (Qwen 2.5 14B Instruct)</w:t>
             </w:r>
           </w:p>
         </w:tc>
@@ -1743,7 +1942,7 @@
           <w:p>
             <w:r/>
             <w:r>
-              <w:t>granite3.1-dense:8b</w:t>
+              <w:t>qwen2.5:7b-instruct</w:t>
             </w:r>
           </w:p>
         </w:tc>
@@ -1754,7 +1953,7 @@
           <w:p>
             <w:r/>
             <w:r>
-              <w:t>Резерв при отсутствии основного тега</w:t>
+              <w:t>Резерв, если основной тег отсутствует</w:t>
             </w:r>
           </w:p>
         </w:tc>
@@ -1778,7 +1977,7 @@
           <w:p>
             <w:r/>
             <w:r>
-              <w:t>0.2</w:t>
+              <w:t>0.1</w:t>
             </w:r>
           </w:p>
         </w:tc>
@@ -1789,7 +1988,7 @@
           <w:p>
             <w:r/>
             <w:r>
-              <w:t>Температура сэмплирования</w:t>
+              <w:t>Температура (низкая → строгий JSON)</w:t>
             </w:r>
           </w:p>
         </w:tc>
@@ -1848,7 +2047,7 @@
           <w:p>
             <w:r/>
             <w:r>
-              <w:t>8192</w:t>
+              <w:t>16384</w:t>
             </w:r>
           </w:p>
         </w:tc>
@@ -1918,7 +2117,7 @@
           <w:p>
             <w:r/>
             <w:r>
-              <w:t>30m</w:t>
+              <w:t>60m</w:t>
             </w:r>
           </w:p>
         </w:tc>
@@ -1929,7 +2128,42 @@
           <w:p>
             <w:r/>
             <w:r>
-              <w:t>Как долго Ollama удерживает модель в RAM</w:t>
+              <w:t>Сколько Ollama удерживает модель в VRAM</w:t>
+            </w:r>
+          </w:p>
+        </w:tc>
+      </w:tr>
+      <w:tr>
+        <w:tc>
+          <w:tcPr>
+            <w:tcW w:type="dxa" w:w="2880"/>
+          </w:tcPr>
+          <w:p>
+            <w:r/>
+            <w:r>
+              <w:t>OLLAMA_FLASH_ATTENTION</w:t>
+            </w:r>
+          </w:p>
+        </w:tc>
+        <w:tc>
+          <w:tcPr>
+            <w:tcW w:type="dxa" w:w="2880"/>
+          </w:tcPr>
+          <w:p>
+            <w:r/>
+            <w:r>
+              <w:t>1</w:t>
+            </w:r>
+          </w:p>
+        </w:tc>
+        <w:tc>
+          <w:tcPr>
+            <w:tcW w:type="dxa" w:w="2880"/>
+          </w:tcPr>
+          <w:p>
+            <w:r/>
+            <w:r>
+              <w:t>Включает Flash-Attention на поддерживаемых GPU</w:t>
             </w:r>
           </w:p>
         </w:tc>
@@ -2027,7 +2261,7 @@
           <w:p>
             <w:r/>
             <w:r>
-              <w:t>127.0.0.1</w:t>
+              <w:t>26.26.97.36</w:t>
             </w:r>
           </w:p>
         </w:tc>
@@ -2038,7 +2272,7 @@
           <w:p>
             <w:r/>
             <w:r>
-              <w:t>Адрес привязки FastAPI</w:t>
+              <w:t>Адрес привязки FastAPI (VPN-хост оператора)</w:t>
             </w:r>
           </w:p>
         </w:tc>
@@ -2062,7 +2296,7 @@
           <w:p>
             <w:r/>
             <w:r>
-              <w:t>8765</w:t>
+              <w:t>4899</w:t>
             </w:r>
           </w:p>
         </w:tc>
@@ -2206,7 +2440,7 @@
           <w:p>
             <w:r/>
             <w:r>
-              <w:t>25</w:t>
+              <w:t>40</w:t>
             </w:r>
           </w:p>
         </w:tc>
@@ -2544,6 +2778,355 @@
     </w:p>
     <w:p>
       <w:pPr>
+        <w:pStyle w:val="Heading2"/>
+      </w:pPr>
+      <w:r>
+        <w:rPr>
+          <w:color w:val="1F2A44"/>
+        </w:rPr>
+        <w:t>5.6 Рекомендуемые модели по оборудованию</w:t>
+      </w:r>
+    </w:p>
+    <w:p>
+      <w:r>
+        <w:t>По умолчанию используется qwen2.5:14b-instruct-q5_K_M — модель подобрана под RTX 4080 Super (16 ГБ VRAM). Выберите другой тег, если ваше железо отличается:</w:t>
+      </w:r>
+    </w:p>
+    <w:tbl>
+      <w:tblPr>
+        <w:tblStyle w:val="LightGrid-Accent1"/>
+        <w:tblW w:type="auto" w:w="0"/>
+        <w:tblLook w:firstColumn="1" w:firstRow="1" w:lastColumn="0" w:lastRow="0" w:noHBand="0" w:noVBand="1" w:val="04A0"/>
+      </w:tblPr>
+      <w:tblGrid>
+        <w:gridCol w:w="2160"/>
+        <w:gridCol w:w="2160"/>
+        <w:gridCol w:w="2160"/>
+        <w:gridCol w:w="2160"/>
+      </w:tblGrid>
+      <w:tr>
+        <w:tc>
+          <w:tcPr>
+            <w:tcW w:type="dxa" w:w="2160"/>
+            <w:shd w:fill="1F2A44"/>
+          </w:tcPr>
+          <w:p>
+            <w:r/>
+            <w:r>
+              <w:rPr>
+                <w:b/>
+                <w:color w:val="FFFFFF"/>
+              </w:rPr>
+              <w:t>Оборудование</w:t>
+            </w:r>
+          </w:p>
+        </w:tc>
+        <w:tc>
+          <w:tcPr>
+            <w:tcW w:type="dxa" w:w="2160"/>
+            <w:shd w:fill="1F2A44"/>
+          </w:tcPr>
+          <w:p>
+            <w:r/>
+            <w:r>
+              <w:rPr>
+                <w:b/>
+                <w:color w:val="FFFFFF"/>
+              </w:rPr>
+              <w:t>Рекомендуемая OLLAMA_MODEL</w:t>
+            </w:r>
+          </w:p>
+        </w:tc>
+        <w:tc>
+          <w:tcPr>
+            <w:tcW w:type="dxa" w:w="2160"/>
+            <w:shd w:fill="1F2A44"/>
+          </w:tcPr>
+          <w:p>
+            <w:r/>
+            <w:r>
+              <w:rPr>
+                <w:b/>
+                <w:color w:val="FFFFFF"/>
+              </w:rPr>
+              <w:t>VRAM</w:t>
+            </w:r>
+          </w:p>
+        </w:tc>
+        <w:tc>
+          <w:tcPr>
+            <w:tcW w:type="dxa" w:w="2160"/>
+            <w:shd w:fill="1F2A44"/>
+          </w:tcPr>
+          <w:p>
+            <w:r/>
+            <w:r>
+              <w:rPr>
+                <w:b/>
+                <w:color w:val="FFFFFF"/>
+              </w:rPr>
+              <w:t>Скорость</w:t>
+            </w:r>
+          </w:p>
+        </w:tc>
+      </w:tr>
+      <w:tr>
+        <w:tc>
+          <w:tcPr>
+            <w:tcW w:type="dxa" w:w="2160"/>
+          </w:tcPr>
+          <w:p>
+            <w:r/>
+            <w:r>
+              <w:t>RTX 4080 Super / 4090 (16-24 ГБ)</w:t>
+            </w:r>
+          </w:p>
+        </w:tc>
+        <w:tc>
+          <w:tcPr>
+            <w:tcW w:type="dxa" w:w="2160"/>
+          </w:tcPr>
+          <w:p>
+            <w:r/>
+            <w:r>
+              <w:t>qwen2.5:14b-instruct-q5_K_M (по умолчанию)</w:t>
+            </w:r>
+          </w:p>
+        </w:tc>
+        <w:tc>
+          <w:tcPr>
+            <w:tcW w:type="dxa" w:w="2160"/>
+          </w:tcPr>
+          <w:p>
+            <w:r/>
+            <w:r>
+              <w:t>~10 ГБ</w:t>
+            </w:r>
+          </w:p>
+        </w:tc>
+        <w:tc>
+          <w:tcPr>
+            <w:tcW w:type="dxa" w:w="2160"/>
+          </w:tcPr>
+          <w:p>
+            <w:r/>
+            <w:r>
+              <w:t>45-65 t/s</w:t>
+            </w:r>
+          </w:p>
+        </w:tc>
+      </w:tr>
+      <w:tr>
+        <w:tc>
+          <w:tcPr>
+            <w:tcW w:type="dxa" w:w="2160"/>
+          </w:tcPr>
+          <w:p>
+            <w:r/>
+            <w:r>
+              <w:t>RTX 4090 / A6000 (24+ ГБ)</w:t>
+            </w:r>
+          </w:p>
+        </w:tc>
+        <w:tc>
+          <w:tcPr>
+            <w:tcW w:type="dxa" w:w="2160"/>
+          </w:tcPr>
+          <w:p>
+            <w:r/>
+            <w:r>
+              <w:t>qwen2.5:32b-instruct-q4_K_S</w:t>
+            </w:r>
+          </w:p>
+        </w:tc>
+        <w:tc>
+          <w:tcPr>
+            <w:tcW w:type="dxa" w:w="2160"/>
+          </w:tcPr>
+          <w:p>
+            <w:r/>
+            <w:r>
+              <w:t>~19 ГБ</w:t>
+            </w:r>
+          </w:p>
+        </w:tc>
+        <w:tc>
+          <w:tcPr>
+            <w:tcW w:type="dxa" w:w="2160"/>
+          </w:tcPr>
+          <w:p>
+            <w:r/>
+            <w:r>
+              <w:t>18-25 t/s</w:t>
+            </w:r>
+          </w:p>
+        </w:tc>
+      </w:tr>
+      <w:tr>
+        <w:tc>
+          <w:tcPr>
+            <w:tcW w:type="dxa" w:w="2160"/>
+          </w:tcPr>
+          <w:p>
+            <w:r/>
+            <w:r>
+              <w:t>RTX 4060 / 4070 (8-12 ГБ)</w:t>
+            </w:r>
+          </w:p>
+        </w:tc>
+        <w:tc>
+          <w:tcPr>
+            <w:tcW w:type="dxa" w:w="2160"/>
+          </w:tcPr>
+          <w:p>
+            <w:r/>
+            <w:r>
+              <w:t>qwen2.5:14b-instruct-q4_K_M</w:t>
+            </w:r>
+          </w:p>
+        </w:tc>
+        <w:tc>
+          <w:tcPr>
+            <w:tcW w:type="dxa" w:w="2160"/>
+          </w:tcPr>
+          <w:p>
+            <w:r/>
+            <w:r>
+              <w:t>~8 ГБ</w:t>
+            </w:r>
+          </w:p>
+        </w:tc>
+        <w:tc>
+          <w:tcPr>
+            <w:tcW w:type="dxa" w:w="2160"/>
+          </w:tcPr>
+          <w:p>
+            <w:r/>
+            <w:r>
+              <w:t>25-40 t/s</w:t>
+            </w:r>
+          </w:p>
+        </w:tc>
+      </w:tr>
+      <w:tr>
+        <w:tc>
+          <w:tcPr>
+            <w:tcW w:type="dxa" w:w="2160"/>
+          </w:tcPr>
+          <w:p>
+            <w:r/>
+            <w:r>
+              <w:t>Только CPU / без GPU</w:t>
+            </w:r>
+          </w:p>
+        </w:tc>
+        <w:tc>
+          <w:tcPr>
+            <w:tcW w:type="dxa" w:w="2160"/>
+          </w:tcPr>
+          <w:p>
+            <w:r/>
+            <w:r>
+              <w:t>qwen2.5:7b-instruct</w:t>
+            </w:r>
+          </w:p>
+        </w:tc>
+        <w:tc>
+          <w:tcPr>
+            <w:tcW w:type="dxa" w:w="2160"/>
+          </w:tcPr>
+          <w:p>
+            <w:r/>
+            <w:r>
+              <w:t>RAM</w:t>
+            </w:r>
+          </w:p>
+        </w:tc>
+        <w:tc>
+          <w:tcPr>
+            <w:tcW w:type="dxa" w:w="2160"/>
+          </w:tcPr>
+          <w:p>
+            <w:r/>
+            <w:r>
+              <w:t>8-15 t/s</w:t>
+            </w:r>
+          </w:p>
+        </w:tc>
+      </w:tr>
+      <w:tr>
+        <w:tc>
+          <w:tcPr>
+            <w:tcW w:type="dxa" w:w="2160"/>
+          </w:tcPr>
+          <w:p>
+            <w:r/>
+            <w:r>
+              <w:t>Диплом требует IBM Granite</w:t>
+            </w:r>
+          </w:p>
+        </w:tc>
+        <w:tc>
+          <w:tcPr>
+            <w:tcW w:type="dxa" w:w="2160"/>
+          </w:tcPr>
+          <w:p>
+            <w:r/>
+            <w:r>
+              <w:t>granite3.2-dense:8b</w:t>
+            </w:r>
+          </w:p>
+        </w:tc>
+        <w:tc>
+          <w:tcPr>
+            <w:tcW w:type="dxa" w:w="2160"/>
+          </w:tcPr>
+          <w:p>
+            <w:r/>
+            <w:r>
+              <w:t>~8 ГБ</w:t>
+            </w:r>
+          </w:p>
+        </w:tc>
+        <w:tc>
+          <w:tcPr>
+            <w:tcW w:type="dxa" w:w="2160"/>
+          </w:tcPr>
+          <w:p>
+            <w:r/>
+            <w:r>
+              <w:t>25-50 t/s</w:t>
+            </w:r>
+          </w:p>
+        </w:tc>
+      </w:tr>
+    </w:tbl>
+    <w:p/>
+    <w:p>
+      <w:r>
+        <w:t>Смена — один экспорт:</w:t>
+      </w:r>
+    </w:p>
+    <w:p>
+      <w:pPr>
+        <w:spacing w:after="120"/>
+        <w:ind w:left="432"/>
+      </w:pPr>
+      <w:r>
+        <w:rPr>
+          <w:rFonts w:ascii="Consolas" w:hAnsi="Consolas"/>
+          <w:sz w:val="18"/>
+        </w:rPr>
+        <w:t>$env:OLLAMA_MODEL = "qwen2.5:32b-instruct-q4_K_S"</w:t>
+      </w:r>
+    </w:p>
+    <w:p>
+      <w:r>
+        <w:t>Системный промпт не зависит от модели, других правок не потребуется.</w:t>
+      </w:r>
+    </w:p>
+    <w:p>
+      <w:pPr>
         <w:jc w:val="center"/>
       </w:pPr>
       <w:r>
@@ -2584,7 +3167,7 @@
         </w:rPr>
         <w:t>ollama serve            # если демон ещё не запущен как служба</w:t>
         <w:br/>
-        <w:t>ollama list             # убедитесь, что granite3.1-dense:latest присутствует</w:t>
+        <w:t>ollama list             # убедитесь, что qwen2.5:14b-instruct-q5_K_M присутствует</w:t>
       </w:r>
     </w:p>
     <w:p>
@@ -2626,9 +3209,9 @@
           <w:rFonts w:ascii="Consolas" w:hAnsi="Consolas"/>
           <w:sz w:val="18"/>
         </w:rPr>
-        <w:t>INFO  CyberSim server ready on http://127.0.0.1:11434 using model=granite3.1-dense:latest</w:t>
+        <w:t>INFO  CyberSim server ready on http://127.0.0.1:11434 using model=qwen2.5:14b-instruct-q5_K_M</w:t>
         <w:br/>
-        <w:t>INFO  Uvicorn running on http://127.0.0.1:8765</w:t>
+        <w:t>INFO  Uvicorn running on http://26.26.97.36:4899</w:t>
       </w:r>
     </w:p>
     <w:p>
@@ -2646,7 +3229,7 @@
           <w:rFonts w:ascii="Consolas" w:hAnsi="Consolas"/>
           <w:sz w:val="18"/>
         </w:rPr>
-        <w:t>curl http://127.0.0.1:8765/health</w:t>
+        <w:t>curl http://26.26.97.36:4899/health</w:t>
       </w:r>
     </w:p>
     <w:p>
@@ -2657,7 +3240,7 @@
         <w:rPr>
           <w:color w:val="1F2A44"/>
         </w:rPr>
-        <w:t>6.3 Запустить клиент PyQt6</w:t>
+        <w:t>6.3 Запустить клиент PyQt5</w:t>
       </w:r>
     </w:p>
     <w:p>
@@ -2704,7 +3287,7 @@
     </w:p>
     <w:p>
       <w:r>
-        <w:t>По умолчанию клиент ищет сервер по адресу 127.0.0.1:8765. Чтобы указать другой адрес, экспортируйте переменные окружения перед запуском клиента:</w:t>
+        <w:t>По умолчанию клиент ищет сервер по адресу 26.26.97.36:4899 — это VPN-присвоенный хост оператора (стиль Radmin VPN / Hamachi, подсеть 26.x.x.x). Чтобы указать другой адрес, экспортируйте переменные окружения перед запуском клиента:</w:t>
       </w:r>
     </w:p>
     <w:p>
@@ -2717,9 +3300,9 @@
           <w:rFonts w:ascii="Consolas" w:hAnsi="Consolas"/>
           <w:sz w:val="18"/>
         </w:rPr>
-        <w:t>$env:CYBERSIM_HOST = "10.10.10.20"</w:t>
+        <w:t>$env:CYBERSIM_HOST = "26.26.97.36"</w:t>
         <w:br/>
-        <w:t>$env:CYBERSIM_PORT = "8765"</w:t>
+        <w:t>$env:CYBERSIM_PORT = "4899"</w:t>
         <w:br/>
         <w:t>.\run_client.bat</w:t>
       </w:r>
@@ -2739,9 +3322,9 @@
           <w:rFonts w:ascii="Consolas" w:hAnsi="Consolas"/>
           <w:sz w:val="18"/>
         </w:rPr>
-        <w:t>HTTP  : http://10.10.10.20:8765/api/...</w:t>
+        <w:t>HTTP  : http://26.26.97.36:4899/api/...</w:t>
         <w:br/>
-        <w:t>WS    : ws://10.10.10.20:8765/ws/sessions/&lt;идентификатор-сессии&gt;</w:t>
+        <w:t>WS    : ws://26.26.97.36:4899/ws/sessions/&lt;идентификатор-сессии&gt;</w:t>
       </w:r>
     </w:p>
     <w:p>
@@ -2760,7 +3343,7 @@
         <w:pStyle w:val="ListNumber"/>
       </w:pPr>
       <w:r>
-        <w:t>Откройте в браузере `http://&lt;host&gt;:8765/health` — должен вернуться JSON.</w:t>
+        <w:t>Откройте в браузере `http://&lt;host&gt;:4899/health` — должен вернуться JSON.</w:t>
       </w:r>
     </w:p>
     <w:p>
@@ -2768,7 +3351,7 @@
         <w:pStyle w:val="ListNumber"/>
       </w:pPr>
       <w:r>
-        <w:t>Откройте Брандмауэр Защитника Windows и разрешите входящий TCP 8765.</w:t>
+        <w:t>Откройте Брандмауэр Защитника Windows и разрешите входящий TCP 4899.</w:t>
       </w:r>
     </w:p>
     <w:p>
@@ -2789,7 +3372,7 @@
         <w:pStyle w:val="ListNumber"/>
       </w:pPr>
       <w:r>
-        <w:t>Команда `netstat -an | findstr 8765` подтверждает, что сервер слушает.</w:t>
+        <w:t>Команда `netstat -an | findstr 4899` подтверждает, что сервер слушает.</w:t>
       </w:r>
     </w:p>
     <w:p>
@@ -3052,6 +3635,360 @@
         <w:t>Все инструменты используют общий контракт параметров в стиле JSON-схемы. Полный каталог становится доступен LLM в начале каждой сессии.</w:t>
       </w:r>
     </w:p>
+    <w:p>
+      <w:pPr>
+        <w:pStyle w:val="Heading2"/>
+      </w:pPr>
+      <w:r>
+        <w:rPr>
+          <w:color w:val="1F2A44"/>
+        </w:rPr>
+        <w:t>9.0 Сводная инвентаризация</w:t>
+      </w:r>
+    </w:p>
+    <w:tbl>
+      <w:tblPr>
+        <w:tblStyle w:val="LightGrid-Accent1"/>
+        <w:tblW w:type="auto" w:w="0"/>
+        <w:tblLook w:firstColumn="1" w:firstRow="1" w:lastColumn="0" w:lastRow="0" w:noHBand="0" w:noVBand="1" w:val="04A0"/>
+      </w:tblPr>
+      <w:tblGrid>
+        <w:gridCol w:w="2880"/>
+        <w:gridCol w:w="2880"/>
+        <w:gridCol w:w="2880"/>
+      </w:tblGrid>
+      <w:tr>
+        <w:tc>
+          <w:tcPr>
+            <w:tcW w:type="dxa" w:w="2880"/>
+            <w:shd w:fill="1F2A44"/>
+          </w:tcPr>
+          <w:p>
+            <w:r/>
+            <w:r>
+              <w:rPr>
+                <w:b/>
+                <w:color w:val="FFFFFF"/>
+              </w:rPr>
+              <w:t>Инструмент</w:t>
+            </w:r>
+          </w:p>
+        </w:tc>
+        <w:tc>
+          <w:tcPr>
+            <w:tcW w:type="dxa" w:w="2880"/>
+            <w:shd w:fill="1F2A44"/>
+          </w:tcPr>
+          <w:p>
+            <w:r/>
+            <w:r>
+              <w:rPr>
+                <w:b/>
+                <w:color w:val="FFFFFF"/>
+              </w:rPr>
+              <w:t>Бэкенд</w:t>
+            </w:r>
+          </w:p>
+        </w:tc>
+        <w:tc>
+          <w:tcPr>
+            <w:tcW w:type="dxa" w:w="2880"/>
+            <w:shd w:fill="1F2A44"/>
+          </w:tcPr>
+          <w:p>
+            <w:r/>
+            <w:r>
+              <w:rPr>
+                <w:b/>
+                <w:color w:val="FFFFFF"/>
+              </w:rPr>
+              <w:t>Способ установки</w:t>
+            </w:r>
+          </w:p>
+        </w:tc>
+      </w:tr>
+      <w:tr>
+        <w:tc>
+          <w:tcPr>
+            <w:tcW w:type="dxa" w:w="2880"/>
+          </w:tcPr>
+          <w:p>
+            <w:r/>
+            <w:r>
+              <w:t>nmap_scan</w:t>
+            </w:r>
+          </w:p>
+        </w:tc>
+        <w:tc>
+          <w:tcPr>
+            <w:tcW w:type="dxa" w:w="2880"/>
+          </w:tcPr>
+          <w:p>
+            <w:r/>
+            <w:r>
+              <w:t>CLI nmap</w:t>
+            </w:r>
+          </w:p>
+        </w:tc>
+        <w:tc>
+          <w:tcPr>
+            <w:tcW w:type="dxa" w:w="2880"/>
+          </w:tcPr>
+          <w:p>
+            <w:r/>
+            <w:r>
+              <w:t>choco install nmap или установщик</w:t>
+            </w:r>
+          </w:p>
+        </w:tc>
+      </w:tr>
+      <w:tr>
+        <w:tc>
+          <w:tcPr>
+            <w:tcW w:type="dxa" w:w="2880"/>
+          </w:tcPr>
+          <w:p>
+            <w:r/>
+            <w:r>
+              <w:t>dir_brute</w:t>
+            </w:r>
+          </w:p>
+        </w:tc>
+        <w:tc>
+          <w:tcPr>
+            <w:tcW w:type="dxa" w:w="2880"/>
+          </w:tcPr>
+          <w:p>
+            <w:r/>
+            <w:r>
+              <w:t>CLI gobuster / пакет dirsearch</w:t>
+            </w:r>
+          </w:p>
+        </w:tc>
+        <w:tc>
+          <w:tcPr>
+            <w:tcW w:type="dxa" w:w="2880"/>
+          </w:tcPr>
+          <w:p>
+            <w:r/>
+            <w:r>
+              <w:t>choco install gobuster / pip install dirsearch</w:t>
+            </w:r>
+          </w:p>
+        </w:tc>
+      </w:tr>
+      <w:tr>
+        <w:tc>
+          <w:tcPr>
+            <w:tcW w:type="dxa" w:w="2880"/>
+          </w:tcPr>
+          <w:p>
+            <w:r/>
+            <w:r>
+              <w:t>vuln_scan</w:t>
+            </w:r>
+          </w:p>
+        </w:tc>
+        <w:tc>
+          <w:tcPr>
+            <w:tcW w:type="dxa" w:w="2880"/>
+          </w:tcPr>
+          <w:p>
+            <w:r/>
+            <w:r>
+              <w:t>CLI nuclei</w:t>
+            </w:r>
+          </w:p>
+        </w:tc>
+        <w:tc>
+          <w:tcPr>
+            <w:tcW w:type="dxa" w:w="2880"/>
+          </w:tcPr>
+          <w:p>
+            <w:r/>
+            <w:r>
+              <w:t>choco install nuclei</w:t>
+            </w:r>
+          </w:p>
+        </w:tc>
+      </w:tr>
+      <w:tr>
+        <w:tc>
+          <w:tcPr>
+            <w:tcW w:type="dxa" w:w="2880"/>
+          </w:tcPr>
+          <w:p>
+            <w:r/>
+            <w:r>
+              <w:t>sqlmap_audit</w:t>
+            </w:r>
+          </w:p>
+        </w:tc>
+        <w:tc>
+          <w:tcPr>
+            <w:tcW w:type="dxa" w:w="2880"/>
+          </w:tcPr>
+          <w:p>
+            <w:r/>
+            <w:r>
+              <w:t>sqlmap (Python-пакет с CLI)</w:t>
+            </w:r>
+          </w:p>
+        </w:tc>
+        <w:tc>
+          <w:tcPr>
+            <w:tcW w:type="dxa" w:w="2880"/>
+          </w:tcPr>
+          <w:p>
+            <w:r/>
+            <w:r>
+              <w:t>pip install sqlmap (есть в requirements.txt)</w:t>
+            </w:r>
+          </w:p>
+        </w:tc>
+      </w:tr>
+      <w:tr>
+        <w:tc>
+          <w:tcPr>
+            <w:tcW w:type="dxa" w:w="2880"/>
+          </w:tcPr>
+          <w:p>
+            <w:r/>
+            <w:r>
+              <w:t>auth_bruteforce</w:t>
+            </w:r>
+          </w:p>
+        </w:tc>
+        <w:tc>
+          <w:tcPr>
+            <w:tcW w:type="dxa" w:w="2880"/>
+          </w:tcPr>
+          <w:p>
+            <w:r/>
+            <w:r>
+              <w:t>CLI hydra</w:t>
+            </w:r>
+          </w:p>
+        </w:tc>
+        <w:tc>
+          <w:tcPr>
+            <w:tcW w:type="dxa" w:w="2880"/>
+          </w:tcPr>
+          <w:p>
+            <w:r/>
+            <w:r>
+              <w:t>WSL / Kali / cygwin</w:t>
+            </w:r>
+          </w:p>
+        </w:tc>
+      </w:tr>
+      <w:tr>
+        <w:tc>
+          <w:tcPr>
+            <w:tcW w:type="dxa" w:w="2880"/>
+          </w:tcPr>
+          <w:p>
+            <w:r/>
+            <w:r>
+              <w:t>web_analyze</w:t>
+            </w:r>
+          </w:p>
+        </w:tc>
+        <w:tc>
+          <w:tcPr>
+            <w:tcW w:type="dxa" w:w="2880"/>
+          </w:tcPr>
+          <w:p>
+            <w:r/>
+            <w:r>
+              <w:t>httpx + bs4 + lxml (чистый Python)</w:t>
+            </w:r>
+          </w:p>
+        </w:tc>
+        <w:tc>
+          <w:tcPr>
+            <w:tcW w:type="dxa" w:w="2880"/>
+          </w:tcPr>
+          <w:p>
+            <w:r/>
+            <w:r>
+              <w:t>pip install -r requirements.txt</w:t>
+            </w:r>
+          </w:p>
+        </w:tc>
+      </w:tr>
+      <w:tr>
+        <w:tc>
+          <w:tcPr>
+            <w:tcW w:type="dxa" w:w="2880"/>
+          </w:tcPr>
+          <w:p>
+            <w:r/>
+            <w:r>
+              <w:t>msf_exploit</w:t>
+            </w:r>
+          </w:p>
+        </w:tc>
+        <w:tc>
+          <w:tcPr>
+            <w:tcW w:type="dxa" w:w="2880"/>
+          </w:tcPr>
+          <w:p>
+            <w:r/>
+            <w:r>
+              <w:t>pymetasploit3 → msfrpcd</w:t>
+            </w:r>
+          </w:p>
+        </w:tc>
+        <w:tc>
+          <w:tcPr>
+            <w:tcW w:type="dxa" w:w="2880"/>
+          </w:tcPr>
+          <w:p>
+            <w:r/>
+            <w:r>
+              <w:t>pip + установщик Metasploit Framework</w:t>
+            </w:r>
+          </w:p>
+        </w:tc>
+      </w:tr>
+      <w:tr>
+        <w:tc>
+          <w:tcPr>
+            <w:tcW w:type="dxa" w:w="2880"/>
+          </w:tcPr>
+          <w:p>
+            <w:r/>
+            <w:r>
+              <w:t>post_exploit_enum</w:t>
+            </w:r>
+          </w:p>
+        </w:tc>
+        <w:tc>
+          <w:tcPr>
+            <w:tcW w:type="dxa" w:w="2880"/>
+          </w:tcPr>
+          <w:p>
+            <w:r/>
+            <w:r>
+              <w:t>локальный subprocess / SSH paramiko</w:t>
+            </w:r>
+          </w:p>
+        </w:tc>
+        <w:tc>
+          <w:tcPr>
+            <w:tcW w:type="dxa" w:w="2880"/>
+          </w:tcPr>
+          <w:p>
+            <w:r/>
+            <w:r>
+              <w:t>pip install -r requirements.txt</w:t>
+            </w:r>
+          </w:p>
+        </w:tc>
+      </w:tr>
+    </w:tbl>
+    <w:p/>
     <w:p>
       <w:pPr>
         <w:pStyle w:val="Heading2"/>
@@ -7546,7 +8483,7 @@
           <w:p>
             <w:r/>
             <w:r>
-              <w:t>Падение клиента «No module named PyQt6»</w:t>
+              <w:t>Падение клиента «No module named PyQt5»</w:t>
             </w:r>
           </w:p>
         </w:tc>
@@ -7670,7 +8607,7 @@
     </w:p>
     <w:p>
       <w:r>
-        <w:t>В. Можно ли использовать другую LLM? О. Да. Задайте OLLAMA_MODEL в любой другой совместимой с инструментами модели, размещённой в Ollama. Протокол ReAct не зависит от модели; для дипломной демонстрации рекомендуется Granite.</w:t>
+        <w:t>В. Можно ли использовать другую LLM? О. Да. Задайте OLLAMA_MODEL в любой другой совместимой с инструментами модели, размещённой в Ollama. Протокол ReAct не зависит от модели. По умолчанию CyberSim поставляется с qwen2.5:14b-instruct-q5_K_M (оптимально для RTX 4080 Super, 16 ГБ VRAM) и qwen2.5:7b-instruct в качестве облегчённого варианта для CPU. Другие проверенные опции: llama3.1:8b, mistral-nemo:12b, granite3.2-dense:8b.</w:t>
       </w:r>
     </w:p>
     <w:p>
@@ -7787,7 +8724,7 @@
     </w:p>
     <w:p>
       <w:r>
-        <w:t xml:space="preserve">  клиенту PyQt6.</w:t>
+        <w:t xml:space="preserve">  клиенту PyQt5.</w:t>
       </w:r>
     </w:p>
     <w:p>
